--- a/Tailored_Resume.docx
+++ b/Tailored_Resume.docx
@@ -11,7 +11,7 @@
           <w:b/>
           <w:bCs/>
         </w:rPr>
-        <w:t xml:space="preserve">MAHIDHAR PUTTHA</w:t>
+        <w:t xml:space="preserve">RAHUL ASAM</w:t>
       </w:r>
       <w:r>
         <w:t xml:space="preserve"> </w:t>
@@ -20,7 +20,7 @@
         <w:br/>
       </w:r>
       <w:r>
-        <w:t xml:space="preserve">(469)-724 9323</w:t>
+        <w:t xml:space="preserve">(+91) 9701597895</w:t>
       </w:r>
       <w:r>
         <w:t xml:space="preserve"> </w:t>
@@ -41,7 +41,7 @@
           <w:rPr>
             <w:rStyle w:val="Hyperlink"/>
           </w:rPr>
-          <w:t xml:space="preserve">mahidharputtha@gmail.com</w:t>
+          <w:t xml:space="preserve">rahulasam007@gmail.com</w:t>
         </w:r>
       </w:hyperlink>
       <w:r>
@@ -63,7 +63,7 @@
           <w:rPr>
             <w:rStyle w:val="Hyperlink"/>
           </w:rPr>
-          <w:t xml:space="preserve">linkedin.com/in/mputtha/</w:t>
+          <w:t xml:space="preserve">linkedin.com/in/asam-rahul</w:t>
         </w:r>
       </w:hyperlink>
       <w:r>
@@ -85,7 +85,7 @@
           <w:rPr>
             <w:rStyle w:val="Hyperlink"/>
           </w:rPr>
-          <w:t xml:space="preserve">None</w:t>
+          <w:t xml:space="preserve">github/Rahulyzk-007</w:t>
         </w:r>
       </w:hyperlink>
     </w:p>
@@ -94,7 +94,7 @@
         <w:pStyle w:val="BodyText"/>
       </w:pPr>
       <w:r>
-        <w:t xml:space="preserve">Strategic and data-driven Business Analyst with 5 years of broad-based experience in data analysis, reporting, and deriving business insights, seeking an Entry-Level Data Scientist role at Meta. Proven ability to analyze user behavior, gather requirements for metric tracking, build Tableau and Power BI dashboards, and execute SQL queries to curate and analyze large datasets. Possesses strong analytical and problem-solving skills, with a solid grasp of statistics and experience collaborating with cross-functional teams to inform product decisions.</w:t>
+        <w:t xml:space="preserve">Highly analytical and results-driven final-year Computer Science student with a strong foundation in machine learning, data analysis, and programming (Python, SQL). Eager to apply expertise in translating complex data into actionable insights to inform product decisions and analyze user behavior in an entry-level Data Scientist role at Meta.</w:t>
       </w:r>
     </w:p>
     <w:p>
@@ -125,19 +125,19 @@
           <w:b/>
           <w:bCs/>
         </w:rPr>
-        <w:t xml:space="preserve">Southern Methodist University</w:t>
+        <w:t xml:space="preserve">Osmania University, Hyderabad, India</w:t>
       </w:r>
       <w:r>
         <w:t xml:space="preserve"> </w:t>
       </w:r>
       <w:r>
-        <w:t xml:space="preserve">2019-2020</w:t>
+        <w:t xml:space="preserve">Nov 2021 - May 2025</w:t>
       </w:r>
       <w:r>
         <w:br/>
       </w:r>
       <w:r>
-        <w:t xml:space="preserve">Master of Science in Engineering Management</w:t>
+        <w:t xml:space="preserve">Bachelor of Engineering in Computer Science</w:t>
       </w:r>
       <w:r>
         <w:br/>
@@ -165,7 +165,7 @@
           <w:b/>
           <w:bCs/>
         </w:rPr>
-        <w:t xml:space="preserve">Business Analyst, GENERAL MOTORS</w:t>
+        <w:t xml:space="preserve">Data Science Intern, Solix Technologies</w:t>
       </w:r>
       <w:r>
         <w:t xml:space="preserve"> </w:t>
@@ -175,7 +175,7 @@
           <w:i/>
           <w:iCs/>
         </w:rPr>
-        <w:t xml:space="preserve">Jun 2021 – Till date</w:t>
+        <w:t xml:space="preserve">May 2024 - July 2024</w:t>
       </w:r>
     </w:p>
     <w:p>
@@ -186,7 +186,7 @@
         </w:numPr>
       </w:pPr>
       <w:r>
-        <w:t xml:space="preserve">Collaborated with multiple design teams and functional heads to identify and deliver changes, product marketing, requirement gathering, and documentation about HMI process for in-vehicle displays.</w:t>
+        <w:t xml:space="preserve">Developed a hybrid CNN+BiLSTM architecture for accurate handwritten text recognition, achieving high accuracy in classifying handwritten and digital content.</w:t>
       </w:r>
     </w:p>
     <w:p>
@@ -197,7 +197,7 @@
         </w:numPr>
       </w:pPr>
       <w:r>
-        <w:t xml:space="preserve">Worked with Product Owners and SMEs to create workflows to prioritize campaign and resource allocation which increased efficiency of the project and reduced scheduled time from average 1 – 2 weeks.</w:t>
+        <w:t xml:space="preserve">Built a user-friendly Streamlit web application for real-time document processing, enabling automated extraction and classification of unstructured documents (cheques, receipts).</w:t>
       </w:r>
     </w:p>
     <w:p>
@@ -208,106 +208,7 @@
         </w:numPr>
       </w:pPr>
       <w:r>
-        <w:t xml:space="preserve">Identified, Gathered and Prepared Business Requirements Documents (BRD) and Functional Requirements Document (FRD) for the purpose of developing and maintaining requirements through version controlling.</w:t>
-      </w:r>
-    </w:p>
-    <w:p>
-      <w:pPr>
-        <w:numPr>
-          <w:ilvl w:val="1"/>
-          <w:numId w:val="1003"/>
-        </w:numPr>
-      </w:pPr>
-      <w:r>
-        <w:t xml:space="preserve">Performed UAT testing by capturing UAT Test scenarios and UAT Test cases and logging defects.</w:t>
-      </w:r>
-    </w:p>
-    <w:p>
-      <w:pPr>
-        <w:numPr>
-          <w:ilvl w:val="1"/>
-          <w:numId w:val="1003"/>
-        </w:numPr>
-      </w:pPr>
-      <w:r>
-        <w:t xml:space="preserve">Responsible for creating User Stories, Features, UAT test cases and Training documentation where necessary.</w:t>
-      </w:r>
-    </w:p>
-    <w:p>
-      <w:pPr>
-        <w:numPr>
-          <w:ilvl w:val="1"/>
-          <w:numId w:val="1003"/>
-        </w:numPr>
-      </w:pPr>
-      <w:r>
-        <w:t xml:space="preserve">Captured requirements for tracking various metrics using Tableau visualizations and was responsible for handling several demos to the Business users.</w:t>
-      </w:r>
-    </w:p>
-    <w:p>
-      <w:pPr>
-        <w:numPr>
-          <w:ilvl w:val="1"/>
-          <w:numId w:val="1003"/>
-        </w:numPr>
-      </w:pPr>
-      <w:r>
-        <w:t xml:space="preserve">Gathered, filtered, sorted, and analyzed large sets of data from internal systems using SQL and MS Excel.</w:t>
-      </w:r>
-    </w:p>
-    <w:p>
-      <w:pPr>
-        <w:numPr>
-          <w:ilvl w:val="1"/>
-          <w:numId w:val="1003"/>
-        </w:numPr>
-      </w:pPr>
-      <w:r>
-        <w:t xml:space="preserve">Executed SQL queries in MS SQL Server to execute simple tasks and curate data for various Tableau visualizations.</w:t>
-      </w:r>
-    </w:p>
-    <w:p>
-      <w:pPr>
-        <w:numPr>
-          <w:ilvl w:val="1"/>
-          <w:numId w:val="1003"/>
-        </w:numPr>
-      </w:pPr>
-      <w:r>
-        <w:t xml:space="preserve">Served as a liaison to other teams in planning, coordination, development, and deployment of multi-team enhancements and assisted in defining measurable success criteria, developing, and reviewing documented test plan User Acceptance Testing (UAT).</w:t>
-      </w:r>
-    </w:p>
-    <w:p>
-      <w:pPr>
-        <w:numPr>
-          <w:ilvl w:val="1"/>
-          <w:numId w:val="1003"/>
-        </w:numPr>
-      </w:pPr>
-      <w:r>
-        <w:t xml:space="preserve">Identified current and future state business processes helping business stakeholders envision the future and how their work will change to support the future.</w:t>
-      </w:r>
-    </w:p>
-    <w:p>
-      <w:pPr>
-        <w:numPr>
-          <w:ilvl w:val="1"/>
-          <w:numId w:val="1003"/>
-        </w:numPr>
-      </w:pPr>
-      <w:r>
-        <w:t xml:space="preserve">Created reports and dashboards on overall key performance on various metrics across all GM Business Units using Tableau and Power BI to provide accurate and meaningful business insights to clients.</w:t>
-      </w:r>
-    </w:p>
-    <w:p>
-      <w:pPr>
-        <w:numPr>
-          <w:ilvl w:val="1"/>
-          <w:numId w:val="1003"/>
-        </w:numPr>
-      </w:pPr>
-      <w:r>
-        <w:t xml:space="preserve">Prioritized Production issues, backlogs and assigned them to the development team. Facilitated meetings with global teams and stakeholders for weekly project status and estimate project timelines and identify milestones.</w:t>
+        <w:t xml:space="preserve">Managed data preprocessing, model training, testing, and debugging to ensure system reliability.</w:t>
       </w:r>
     </w:p>
     <w:p>
@@ -322,7 +223,7 @@
           <w:b/>
           <w:bCs/>
         </w:rPr>
-        <w:t xml:space="preserve">Business Analyst, GM (Employer: PeopleTech Group Inc)</w:t>
+        <w:t xml:space="preserve">Research and Development Intern, Tejas Networks</w:t>
       </w:r>
       <w:r>
         <w:t xml:space="preserve"> </w:t>
@@ -332,7 +233,7 @@
           <w:i/>
           <w:iCs/>
         </w:rPr>
-        <w:t xml:space="preserve">Jun 2016 – DEC 2018</w:t>
+        <w:t xml:space="preserve">Jan 2025 - Present</w:t>
       </w:r>
     </w:p>
     <w:p>
@@ -343,7 +244,7 @@
         </w:numPr>
       </w:pPr>
       <w:r>
-        <w:t xml:space="preserve">Reviewed and prepared business requirements document, User Acceptance Test cases, plans and data elements.</w:t>
+        <w:t xml:space="preserve">Developed and automated comprehensive test suites in Python for advanced switching features (802.1ad, ACL, STP), ensuring protocol compliance and system stability.</w:t>
       </w:r>
     </w:p>
     <w:p>
@@ -354,7 +255,7 @@
         </w:numPr>
       </w:pPr>
       <w:r>
-        <w:t xml:space="preserve">Experience working with Agile/Scrum writing user stories and following the development process through user story acceptance and project management tools JIRA, Microsoft Visual Studio for supporting SDLC.</w:t>
+        <w:t xml:space="preserve">Identified critical defects through debugging, regression, and stress testing, significantly improving feature reliability.</w:t>
       </w:r>
     </w:p>
     <w:p>
@@ -365,40 +266,17 @@
         </w:numPr>
       </w:pPr>
       <w:r>
-        <w:t xml:space="preserve">Involved in creating several UAT Test scenarios and Testcases and ensured smooth delivery of the application.</w:t>
-      </w:r>
-    </w:p>
-    <w:p>
-      <w:pPr>
-        <w:numPr>
-          <w:ilvl w:val="1"/>
-          <w:numId w:val="1005"/>
-        </w:numPr>
-      </w:pPr>
-      <w:r>
-        <w:t xml:space="preserve">Participated in key meetings with clients including requirement sessions, system demos, user acceptance testing and end-user training.</w:t>
-      </w:r>
-    </w:p>
-    <w:p>
-      <w:pPr>
-        <w:numPr>
-          <w:ilvl w:val="1"/>
-          <w:numId w:val="1005"/>
-        </w:numPr>
-      </w:pPr>
-      <w:r>
-        <w:t xml:space="preserve">Acted as a stakeholder of product backlog items, worked closely with development teams to ensure the output to be aligned with expectations.</w:t>
-      </w:r>
-    </w:p>
-    <w:p>
-      <w:pPr>
-        <w:numPr>
-          <w:ilvl w:val="1"/>
-          <w:numId w:val="1005"/>
-        </w:numPr>
-      </w:pPr>
-      <w:r>
-        <w:t xml:space="preserve">Led and facilitated requirement sessions with impacted business unit SMEs to capture detailed project requirements.</w:t>
+        <w:t xml:space="preserve">Optimized end-to-end testing by automating workflows and refining test logic, increasing coverage and speed.</w:t>
+      </w:r>
+    </w:p>
+    <w:bookmarkEnd w:id="13"/>
+    <w:bookmarkStart w:id="14" w:name="academic-projects"/>
+    <w:p>
+      <w:pPr>
+        <w:pStyle w:val="Heading1"/>
+      </w:pPr>
+      <w:r>
+        <w:t xml:space="preserve">Academic Projects</w:t>
       </w:r>
     </w:p>
     <w:p>
@@ -413,7 +291,13 @@
           <w:b/>
           <w:bCs/>
         </w:rPr>
-        <w:t xml:space="preserve">Business Analyst, Flair Tech Solutions LLC</w:t>
+        <w:t xml:space="preserve">Social media account legit check</w:t>
+      </w:r>
+      <w:r>
+        <w:t xml:space="preserve"> </w:t>
+      </w:r>
+      <w:r>
+        <w:t xml:space="preserve">|</w:t>
       </w:r>
       <w:r>
         <w:t xml:space="preserve"> </w:t>
@@ -423,7 +307,7 @@
           <w:i/>
           <w:iCs/>
         </w:rPr>
-        <w:t xml:space="preserve">Mar 2021 – May 2021</w:t>
+        <w:t xml:space="preserve">Python, TensorFlow, ANN, Pandas</w:t>
       </w:r>
     </w:p>
     <w:p>
@@ -434,73 +318,7 @@
         </w:numPr>
       </w:pPr>
       <w:r>
-        <w:t xml:space="preserve">Working experience in Software Development Life Cycle (SDLC) using Agile-SCRUM model, which encompasses Planning and Analysis, Development, Validation, and Deployment phases.</w:t>
-      </w:r>
-    </w:p>
-    <w:p>
-      <w:pPr>
-        <w:numPr>
-          <w:ilvl w:val="1"/>
-          <w:numId w:val="1007"/>
-        </w:numPr>
-      </w:pPr>
-      <w:r>
-        <w:t xml:space="preserve">Analyzed Business Requirements as a part of Implementation Projects and provided extensive support.</w:t>
-      </w:r>
-    </w:p>
-    <w:p>
-      <w:pPr>
-        <w:numPr>
-          <w:ilvl w:val="1"/>
-          <w:numId w:val="1007"/>
-        </w:numPr>
-      </w:pPr>
-      <w:r>
-        <w:t xml:space="preserve">Proficient in collaborating with cross-functional teams and able to foster constructive working environment.</w:t>
-      </w:r>
-    </w:p>
-    <w:p>
-      <w:pPr>
-        <w:numPr>
-          <w:ilvl w:val="1"/>
-          <w:numId w:val="1007"/>
-        </w:numPr>
-      </w:pPr>
-      <w:r>
-        <w:t xml:space="preserve">Performed Data mapping of Source and Target fields and ensured that the systems were integrated correctly.</w:t>
-      </w:r>
-    </w:p>
-    <w:p>
-      <w:pPr>
-        <w:numPr>
-          <w:ilvl w:val="1"/>
-          <w:numId w:val="1007"/>
-        </w:numPr>
-      </w:pPr>
-      <w:r>
-        <w:t xml:space="preserve">Involved in creating various Data mapping documents by understanding the Source and Target tables and their respective transformation rules etc.</w:t>
-      </w:r>
-    </w:p>
-    <w:p>
-      <w:pPr>
-        <w:numPr>
-          <w:ilvl w:val="1"/>
-          <w:numId w:val="1007"/>
-        </w:numPr>
-      </w:pPr>
-      <w:r>
-        <w:t xml:space="preserve">Involves in creating Data Mapping, Data Glossary and Data Dictionary documents for seamless integrations of Source and target systems.</w:t>
-      </w:r>
-    </w:p>
-    <w:p>
-      <w:pPr>
-        <w:numPr>
-          <w:ilvl w:val="1"/>
-          <w:numId w:val="1007"/>
-        </w:numPr>
-      </w:pPr>
-      <w:r>
-        <w:t xml:space="preserve">Participated in key meetings with clients including requirement sessions, and end-user training. Acted as a stakeholder of product backlog, worked with development team to ensure output to be aligned with expectations.</w:t>
+        <w:t xml:space="preserve">Built a machine learning model to identify fake social media accounts with high accuracy by analyzing username credentials.</w:t>
       </w:r>
     </w:p>
     <w:p>
@@ -515,7 +333,13 @@
           <w:b/>
           <w:bCs/>
         </w:rPr>
-        <w:t xml:space="preserve">Operations Manager, Southern Methodist University</w:t>
+        <w:t xml:space="preserve">X-rays detection model</w:t>
+      </w:r>
+      <w:r>
+        <w:t xml:space="preserve"> </w:t>
+      </w:r>
+      <w:r>
+        <w:t xml:space="preserve">|</w:t>
       </w:r>
       <w:r>
         <w:t xml:space="preserve"> </w:t>
@@ -525,7 +349,7 @@
           <w:i/>
           <w:iCs/>
         </w:rPr>
-        <w:t xml:space="preserve">Feb 2019 – Dec 2020</w:t>
+        <w:t xml:space="preserve">Python, TensorFlow, Neural Networks, CNNs, Streamlit</w:t>
       </w:r>
     </w:p>
     <w:p>
@@ -536,7 +360,7 @@
         </w:numPr>
       </w:pPr>
       <w:r>
-        <w:t xml:space="preserve">Directed 20 employees to provide best onboarding customer experience by Influencing their duties and tasks.</w:t>
+        <w:t xml:space="preserve">Developed a convolutional neural network (CNN) model (integrated with VGG16 and ResNet architectures) achieving over 90</w:t>
       </w:r>
     </w:p>
     <w:p>
@@ -547,28 +371,17 @@
         </w:numPr>
       </w:pPr>
       <w:r>
-        <w:t xml:space="preserve">Oversaw all areas of Operations to ensure proper coverage, appropriate work efficiency, and safety measures.</w:t>
-      </w:r>
-    </w:p>
-    <w:p>
-      <w:pPr>
-        <w:numPr>
-          <w:ilvl w:val="1"/>
-          <w:numId w:val="1009"/>
-        </w:numPr>
-      </w:pPr>
-      <w:r>
-        <w:t xml:space="preserve">Monitored and evaluated operations of facilities includes IT, Business Development, and Financial Management.</w:t>
-      </w:r>
-    </w:p>
-    <w:bookmarkEnd w:id="13"/>
-    <w:bookmarkStart w:id="14" w:name="academic-projects"/>
+        <w:t xml:space="preserve">Created a user-friendly interface for easy interaction with the model’s results.</w:t>
+      </w:r>
+    </w:p>
+    <w:bookmarkEnd w:id="14"/>
+    <w:bookmarkStart w:id="15" w:name="technical-skills"/>
     <w:p>
       <w:pPr>
         <w:pStyle w:val="Heading1"/>
       </w:pPr>
       <w:r>
-        <w:t xml:space="preserve">Academic Projects</w:t>
+        <w:t xml:space="preserve">Technical Skills</w:t>
       </w:r>
     </w:p>
     <w:p>
@@ -583,52 +396,20 @@
           <w:b/>
           <w:bCs/>
         </w:rPr>
-        <w:t xml:space="preserve">Amazon Web Services</w:t>
+        <w:t xml:space="preserve">Languages:</w:t>
       </w:r>
       <w:r>
         <w:t xml:space="preserve"> </w:t>
       </w:r>
       <w:r>
-        <w:t xml:space="preserve">|</w:t>
-      </w:r>
-      <w:r>
-        <w:t xml:space="preserve"> </w:t>
-      </w:r>
-      <w:r>
-        <w:rPr>
-          <w:i/>
-          <w:iCs/>
-        </w:rPr>
-        <w:t xml:space="preserve">AWS (EC2, VPC, S3, CloudFront, CloudWatch)</w:t>
-      </w:r>
-    </w:p>
-    <w:p>
-      <w:pPr>
-        <w:numPr>
-          <w:ilvl w:val="1"/>
-          <w:numId w:val="1011"/>
-        </w:numPr>
-      </w:pPr>
-      <w:r>
-        <w:t xml:space="preserve">Created EC2 instances and deployed in VPC; Created S3 bucket for version controlling and data storage.</w:t>
-      </w:r>
-    </w:p>
-    <w:p>
-      <w:pPr>
-        <w:numPr>
-          <w:ilvl w:val="1"/>
-          <w:numId w:val="1011"/>
-        </w:numPr>
-      </w:pPr>
-      <w:r>
-        <w:t xml:space="preserve">Configured CloudFront for content delivery networks and implemented logging and metrics using CloudWatch.</w:t>
+        <w:t xml:space="preserve">Python, Java, SQL (MySQL, PostgreSQL), JavaScript, HTML, CSS</w:t>
       </w:r>
     </w:p>
     <w:p>
       <w:pPr>
         <w:numPr>
           <w:ilvl w:val="0"/>
-          <w:numId w:val="1012"/>
+          <w:numId w:val="1010"/>
         </w:numPr>
       </w:pPr>
       <w:r>
@@ -636,62 +417,20 @@
           <w:b/>
           <w:bCs/>
         </w:rPr>
-        <w:t xml:space="preserve">Recommendations to PASSNYC</w:t>
+        <w:t xml:space="preserve">Libraries:</w:t>
       </w:r>
       <w:r>
         <w:t xml:space="preserve"> </w:t>
       </w:r>
       <w:r>
-        <w:t xml:space="preserve">|</w:t>
-      </w:r>
-      <w:r>
-        <w:t xml:space="preserve"> </w:t>
-      </w:r>
-      <w:r>
-        <w:rPr>
-          <w:i/>
-          <w:iCs/>
-        </w:rPr>
-        <w:t xml:space="preserve">None</w:t>
-      </w:r>
-    </w:p>
-    <w:p>
-      <w:pPr>
-        <w:numPr>
-          <w:ilvl w:val="1"/>
-          <w:numId w:val="1013"/>
-        </w:numPr>
-      </w:pPr>
-      <w:r>
-        <w:t xml:space="preserve">Acted as a project manager and established a sustainable model to improve high school education system in NYC.</w:t>
-      </w:r>
-    </w:p>
-    <w:p>
-      <w:pPr>
-        <w:numPr>
-          <w:ilvl w:val="1"/>
-          <w:numId w:val="1013"/>
-        </w:numPr>
-      </w:pPr>
-      <w:r>
-        <w:t xml:space="preserve">Wrote and Implemented business plan to execute better exam registering percentage and managed the highly talented and motivated team of 5 to deliver the project on time and succeeded in it.</w:t>
-      </w:r>
-    </w:p>
-    <w:bookmarkEnd w:id="14"/>
-    <w:bookmarkStart w:id="15" w:name="technical-skills"/>
-    <w:p>
-      <w:pPr>
-        <w:pStyle w:val="Heading1"/>
-      </w:pPr>
-      <w:r>
-        <w:t xml:space="preserve">Technical Skills</w:t>
+        <w:t xml:space="preserve">TensorFlow, Keras, Pandas, NumPy, Scikit-learn, Matplotlib, Seaborn</w:t>
       </w:r>
     </w:p>
     <w:p>
       <w:pPr>
         <w:numPr>
           <w:ilvl w:val="0"/>
-          <w:numId w:val="1014"/>
+          <w:numId w:val="1010"/>
         </w:numPr>
       </w:pPr>
       <w:r>
@@ -699,20 +438,20 @@
           <w:b/>
           <w:bCs/>
         </w:rPr>
-        <w:t xml:space="preserve">Tools and Languages:</w:t>
+        <w:t xml:space="preserve">Tools:</w:t>
       </w:r>
       <w:r>
         <w:t xml:space="preserve"> </w:t>
       </w:r>
       <w:r>
-        <w:t xml:space="preserve">Tableau, Power BI, Excel, ETL, Apex data loader, Salesforce, NetSuite ERP, GitHub, Minitab, SDLC, R, Python, SQL, Oracle 11g, MySQL, Jira, Microsoft Visual Studio</w:t>
+        <w:t xml:space="preserve">Git, Google Cloud Platform, VS Code, Jupyter Notebook</w:t>
       </w:r>
     </w:p>
     <w:p>
       <w:pPr>
         <w:numPr>
           <w:ilvl w:val="0"/>
-          <w:numId w:val="1014"/>
+          <w:numId w:val="1010"/>
         </w:numPr>
       </w:pPr>
       <w:r>
@@ -720,37 +459,48 @@
           <w:b/>
           <w:bCs/>
         </w:rPr>
-        <w:t xml:space="preserve">Cloud Computing:</w:t>
+        <w:t xml:space="preserve">Machine Learning:</w:t>
       </w:r>
       <w:r>
         <w:t xml:space="preserve"> </w:t>
       </w:r>
       <w:r>
-        <w:t xml:space="preserve">Amazon Web Services, Google Cloud, Azure cloud, Salesforce.com</w:t>
+        <w:t xml:space="preserve">Classification, Regression, CNN, ANN, LSTM, Computer Vision</w:t>
+      </w:r>
+    </w:p>
+    <w:bookmarkEnd w:id="15"/>
+    <w:bookmarkStart w:id="16" w:name="achievements"/>
+    <w:p>
+      <w:pPr>
+        <w:pStyle w:val="Heading1"/>
+      </w:pPr>
+      <w:r>
+        <w:t xml:space="preserve">Achievements</w:t>
       </w:r>
     </w:p>
     <w:p>
       <w:pPr>
         <w:numPr>
           <w:ilvl w:val="0"/>
-          <w:numId w:val="1014"/>
+          <w:numId w:val="1011"/>
         </w:numPr>
       </w:pPr>
       <w:r>
-        <w:rPr>
-          <w:b/>
-          <w:bCs/>
-        </w:rPr>
-        <w:t xml:space="preserve">Project Management:</w:t>
-      </w:r>
-      <w:r>
-        <w:t xml:space="preserve"> </w:t>
-      </w:r>
-      <w:r>
-        <w:t xml:space="preserve">Agile and Scrum methodologies, Requirement’s gathering, JAD sessions, BRD, FRD, Use Case, Functional Requirements, GAP Analysis, Kanban, Stakeholder Analysis, Project Planning</w:t>
-      </w:r>
-    </w:p>
-    <w:bookmarkEnd w:id="15"/>
+        <w:t xml:space="preserve">Secured a full merit-based scholarship for outstanding academic excellence.</w:t>
+      </w:r>
+    </w:p>
+    <w:p>
+      <w:pPr>
+        <w:numPr>
+          <w:ilvl w:val="0"/>
+          <w:numId w:val="1011"/>
+        </w:numPr>
+      </w:pPr>
+      <w:r>
+        <w:t xml:space="preserve">Consistently ranked among the top 3</w:t>
+      </w:r>
+    </w:p>
+    <w:bookmarkEnd w:id="16"/>
     <w:sectPr>
       <w:footnotePr>
         <w:numRestart w:val="eachSect"/>
@@ -998,15 +748,6 @@
     <w:abstractNumId w:val="991"/>
   </w:num>
   <w:num w:numId="1011">
-    <w:abstractNumId w:val="991"/>
-  </w:num>
-  <w:num w:numId="1012">
-    <w:abstractNumId w:val="991"/>
-  </w:num>
-  <w:num w:numId="1013">
-    <w:abstractNumId w:val="991"/>
-  </w:num>
-  <w:num w:numId="1014">
     <w:abstractNumId w:val="991"/>
   </w:num>
 </w:numbering>

--- a/Tailored_Resume.docx
+++ b/Tailored_Resume.docx
@@ -94,7 +94,7 @@
         <w:pStyle w:val="BodyText"/>
       </w:pPr>
       <w:r>
-        <w:t xml:space="preserve">Highly analytical and results-driven final-year Computer Science student with a strong foundation in machine learning, data analysis, and programming (Python, SQL). Eager to apply expertise in translating complex data into actionable insights to inform product decisions and analyze user behavior in an entry-level Data Scientist role at Meta.</w:t>
+        <w:t xml:space="preserve">A highly analytical and results-driven final-year Computer Science student with a strong foundation in machine learning, data analysis, and Python/SQL, seeking an entry-level Data Scientist position at Meta. Proven ability to translate complex data into actionable insights, evidenced by developing predictive models, automating data processing pipelines, and building user-friendly applications to drive product decisions and solve real-world problems.</w:t>
       </w:r>
     </w:p>
     <w:p>

--- a/Tailored_Resume.docx
+++ b/Tailored_Resume.docx
@@ -94,7 +94,7 @@
         <w:pStyle w:val="BodyText"/>
       </w:pPr>
       <w:r>
-        <w:t xml:space="preserve">A highly analytical and results-driven final-year Computer Science student with a strong foundation in machine learning, data analysis, and Python/SQL, seeking an entry-level Data Scientist position at Meta. Proven ability to translate complex data into actionable insights, evidenced by developing predictive models, automating data processing pipelines, and building user-friendly applications to drive product decisions and solve real-world problems.</w:t>
+        <w:t xml:space="preserve">Passionate and analytical final-year Computer Science student with a strong foundation in machine learning, data analysis, and algorithmic problem-solving, eager to apply skills as an Entry Level Data Scientist at Meta. Proven ability to leverage Python and SQL for building data-driven solutions, analyzing user behavior, and developing robust models, as demonstrated through internship and academic projects. Possesses a problem-solving mindset and effective communication skills, ready to contribute to impactful product decisions.</w:t>
       </w:r>
     </w:p>
     <w:p>
@@ -186,7 +186,7 @@
         </w:numPr>
       </w:pPr>
       <w:r>
-        <w:t xml:space="preserve">Developed a hybrid CNN+BiLSTM architecture for accurate handwritten text recognition, achieving high accuracy in classifying handwritten and digital content.</w:t>
+        <w:t xml:space="preserve">Developed a hybrid CNN+BiLSTM architecture for handwritten text recognition.</w:t>
       </w:r>
     </w:p>
     <w:p>
@@ -197,7 +197,7 @@
         </w:numPr>
       </w:pPr>
       <w:r>
-        <w:t xml:space="preserve">Built a user-friendly Streamlit web application for real-time document processing, enabling automated extraction and classification of unstructured documents (cheques, receipts).</w:t>
+        <w:t xml:space="preserve">Built a document preprocessing pipeline for segmenting unstructured documents.</w:t>
       </w:r>
     </w:p>
     <w:p>
@@ -208,7 +208,7 @@
         </w:numPr>
       </w:pPr>
       <w:r>
-        <w:t xml:space="preserve">Managed data preprocessing, model training, testing, and debugging to ensure system reliability.</w:t>
+        <w:t xml:space="preserve">Created a Streamlit web app for real-time document processing.</w:t>
       </w:r>
     </w:p>
     <w:p>
@@ -244,7 +244,7 @@
         </w:numPr>
       </w:pPr>
       <w:r>
-        <w:t xml:space="preserve">Developed and automated comprehensive test suites in Python for advanced switching features (802.1ad, ACL, STP), ensuring protocol compliance and system stability.</w:t>
+        <w:t xml:space="preserve">Developed and automated comprehensive test suites using Python for advanced switching features (802.1ad, ACL, STP).</w:t>
       </w:r>
     </w:p>
     <w:p>
@@ -255,7 +255,7 @@
         </w:numPr>
       </w:pPr>
       <w:r>
-        <w:t xml:space="preserve">Identified critical defects through debugging, regression, and stress testing, significantly improving feature reliability.</w:t>
+        <w:t xml:space="preserve">Identified critical defects via debugging, regression, and stress testing.</w:t>
       </w:r>
     </w:p>
     <w:p>
@@ -266,7 +266,7 @@
         </w:numPr>
       </w:pPr>
       <w:r>
-        <w:t xml:space="preserve">Optimized end-to-end testing by automating workflows and refining test logic, increasing coverage and speed.</w:t>
+        <w:t xml:space="preserve">Optimized end-to-end testing by automating workflows and refining test logic.</w:t>
       </w:r>
     </w:p>
     <w:bookmarkEnd w:id="13"/>
@@ -284,6 +284,112 @@
         <w:numPr>
           <w:ilvl w:val="0"/>
           <w:numId w:val="1006"/>
+        </w:numPr>
+      </w:pPr>
+      <w:r>
+        <w:rPr>
+          <w:b/>
+          <w:bCs/>
+        </w:rPr>
+        <w:t xml:space="preserve">X-rays detection model</w:t>
+      </w:r>
+      <w:r>
+        <w:t xml:space="preserve"> </w:t>
+      </w:r>
+      <w:r>
+        <w:t xml:space="preserve">|</w:t>
+      </w:r>
+      <w:r>
+        <w:t xml:space="preserve"> </w:t>
+      </w:r>
+      <w:r>
+        <w:rPr>
+          <w:i/>
+          <w:iCs/>
+        </w:rPr>
+        <w:t xml:space="preserve">Python, TensorFlow, Neural Networks, CNNs, Streamlit</w:t>
+      </w:r>
+    </w:p>
+    <w:p>
+      <w:pPr>
+        <w:numPr>
+          <w:ilvl w:val="1"/>
+          <w:numId w:val="1007"/>
+        </w:numPr>
+      </w:pPr>
+      <w:r>
+        <w:t xml:space="preserve">Built an X-ray detection model using CNNs (VGG16, ResNet) with over 90</w:t>
+      </w:r>
+    </w:p>
+    <w:p>
+      <w:pPr>
+        <w:numPr>
+          <w:ilvl w:val="1"/>
+          <w:numId w:val="1007"/>
+        </w:numPr>
+      </w:pPr>
+      <w:r>
+        <w:t xml:space="preserve">Provided a user interface for easy interaction with results.</w:t>
+      </w:r>
+    </w:p>
+    <w:p>
+      <w:pPr>
+        <w:numPr>
+          <w:ilvl w:val="0"/>
+          <w:numId w:val="1008"/>
+        </w:numPr>
+      </w:pPr>
+      <w:r>
+        <w:rPr>
+          <w:b/>
+          <w:bCs/>
+        </w:rPr>
+        <w:t xml:space="preserve">Deep GAN Features for Face Sketch Synthesis</w:t>
+      </w:r>
+      <w:r>
+        <w:t xml:space="preserve"> </w:t>
+      </w:r>
+      <w:r>
+        <w:t xml:space="preserve">|</w:t>
+      </w:r>
+      <w:r>
+        <w:t xml:space="preserve"> </w:t>
+      </w:r>
+      <w:r>
+        <w:rPr>
+          <w:i/>
+          <w:iCs/>
+        </w:rPr>
+        <w:t xml:space="preserve">Python, TensorFlow, GANs, Image Processing, Streamlit</w:t>
+      </w:r>
+    </w:p>
+    <w:p>
+      <w:pPr>
+        <w:numPr>
+          <w:ilvl w:val="1"/>
+          <w:numId w:val="1009"/>
+        </w:numPr>
+      </w:pPr>
+      <w:r>
+        <w:t xml:space="preserve">Designed a UNet generator and PatchGAN discriminator architecture.</w:t>
+      </w:r>
+    </w:p>
+    <w:p>
+      <w:pPr>
+        <w:numPr>
+          <w:ilvl w:val="1"/>
+          <w:numId w:val="1009"/>
+        </w:numPr>
+      </w:pPr>
+      <w:r>
+        <w:t xml:space="preserve">Enhanced the model with attention and residual blocks.</w:t>
+      </w:r>
+    </w:p>
+    <w:p>
+      <w:pPr>
+        <w:numPr>
+          <w:ilvl w:val="0"/>
+          <w:numId w:val="1010"/>
         </w:numPr>
       </w:pPr>
       <w:r>
@@ -314,18 +420,18 @@
       <w:pPr>
         <w:numPr>
           <w:ilvl w:val="1"/>
-          <w:numId w:val="1007"/>
-        </w:numPr>
-      </w:pPr>
-      <w:r>
-        <w:t xml:space="preserve">Built a machine learning model to identify fake social media accounts with high accuracy by analyzing username credentials.</w:t>
+          <w:numId w:val="1011"/>
+        </w:numPr>
+      </w:pPr>
+      <w:r>
+        <w:t xml:space="preserve">Built a machine learning model to identify fake social media accounts.</w:t>
       </w:r>
     </w:p>
     <w:p>
       <w:pPr>
         <w:numPr>
           <w:ilvl w:val="0"/>
-          <w:numId w:val="1008"/>
+          <w:numId w:val="1012"/>
         </w:numPr>
       </w:pPr>
       <w:r>
@@ -333,7 +439,7 @@
           <w:b/>
           <w:bCs/>
         </w:rPr>
-        <w:t xml:space="preserve">X-rays detection model</w:t>
+        <w:t xml:space="preserve">ConnectFy: Reliable Offline Chat for All</w:t>
       </w:r>
       <w:r>
         <w:t xml:space="preserve"> </w:t>
@@ -349,29 +455,82 @@
           <w:i/>
           <w:iCs/>
         </w:rPr>
-        <w:t xml:space="preserve">Python, TensorFlow, Neural Networks, CNNs, Streamlit</w:t>
+        <w:t xml:space="preserve">Android Studio, Java/Kotlin, Bluetooth, Wi-Fi Direct, Mesh Networking, UI/UX</w:t>
       </w:r>
     </w:p>
     <w:p>
       <w:pPr>
         <w:numPr>
           <w:ilvl w:val="1"/>
-          <w:numId w:val="1009"/>
-        </w:numPr>
-      </w:pPr>
-      <w:r>
-        <w:t xml:space="preserve">Developed a convolutional neural network (CNN) model (integrated with VGG16 and ResNet architectures) achieving over 90</w:t>
+          <w:numId w:val="1013"/>
+        </w:numPr>
+      </w:pPr>
+      <w:r>
+        <w:t xml:space="preserve">Developed a robust app for peer-to-peer chat without internet connectivity.</w:t>
       </w:r>
     </w:p>
     <w:p>
       <w:pPr>
         <w:numPr>
           <w:ilvl w:val="1"/>
-          <w:numId w:val="1009"/>
-        </w:numPr>
-      </w:pPr>
-      <w:r>
-        <w:t xml:space="preserve">Created a user-friendly interface for easy interaction with the model’s results.</w:t>
+          <w:numId w:val="1013"/>
+        </w:numPr>
+      </w:pPr>
+      <w:r>
+        <w:t xml:space="preserve">Built a user-friendly UI with features like adaptive connectivity and low-latency communication.</w:t>
+      </w:r>
+    </w:p>
+    <w:p>
+      <w:pPr>
+        <w:numPr>
+          <w:ilvl w:val="0"/>
+          <w:numId w:val="1014"/>
+        </w:numPr>
+      </w:pPr>
+      <w:r>
+        <w:rPr>
+          <w:b/>
+          <w:bCs/>
+        </w:rPr>
+        <w:t xml:space="preserve">2048 - Web development game</w:t>
+      </w:r>
+      <w:r>
+        <w:t xml:space="preserve"> </w:t>
+      </w:r>
+      <w:r>
+        <w:t xml:space="preserve">|</w:t>
+      </w:r>
+      <w:r>
+        <w:t xml:space="preserve"> </w:t>
+      </w:r>
+      <w:r>
+        <w:rPr>
+          <w:i/>
+          <w:iCs/>
+        </w:rPr>
+        <w:t xml:space="preserve">HTML, CSS, JS, MySQL</w:t>
+      </w:r>
+    </w:p>
+    <w:p>
+      <w:pPr>
+        <w:numPr>
+          <w:ilvl w:val="1"/>
+          <w:numId w:val="1015"/>
+        </w:numPr>
+      </w:pPr>
+      <w:r>
+        <w:t xml:space="preserve">Developed a web application for the 2048 game.</w:t>
+      </w:r>
+    </w:p>
+    <w:p>
+      <w:pPr>
+        <w:numPr>
+          <w:ilvl w:val="1"/>
+          <w:numId w:val="1015"/>
+        </w:numPr>
+      </w:pPr>
+      <w:r>
+        <w:t xml:space="preserve">Integrated a database to track user scores.</w:t>
       </w:r>
     </w:p>
     <w:bookmarkEnd w:id="14"/>
@@ -388,7 +547,7 @@
       <w:pPr>
         <w:numPr>
           <w:ilvl w:val="0"/>
-          <w:numId w:val="1010"/>
+          <w:numId w:val="1016"/>
         </w:numPr>
       </w:pPr>
       <w:r>
@@ -402,14 +561,56 @@
         <w:t xml:space="preserve"> </w:t>
       </w:r>
       <w:r>
-        <w:t xml:space="preserve">Python, Java, SQL (MySQL, PostgreSQL), JavaScript, HTML, CSS</w:t>
+        <w:t xml:space="preserve">Python, Java, C/C++, SQL (MySQL, PostgreSQL), JavaScript, HTML, CSS, C#</w:t>
       </w:r>
     </w:p>
     <w:p>
       <w:pPr>
         <w:numPr>
           <w:ilvl w:val="0"/>
-          <w:numId w:val="1010"/>
+          <w:numId w:val="1016"/>
+        </w:numPr>
+      </w:pPr>
+      <w:r>
+        <w:rPr>
+          <w:b/>
+          <w:bCs/>
+        </w:rPr>
+        <w:t xml:space="preserve">Developer Tools:</w:t>
+      </w:r>
+      <w:r>
+        <w:t xml:space="preserve"> </w:t>
+      </w:r>
+      <w:r>
+        <w:t xml:space="preserve">Git, Google Cloud Platform, VS Code, Linux Commands, PyCharm, Eclipse, Jupyter</w:t>
+      </w:r>
+    </w:p>
+    <w:p>
+      <w:pPr>
+        <w:numPr>
+          <w:ilvl w:val="0"/>
+          <w:numId w:val="1016"/>
+        </w:numPr>
+      </w:pPr>
+      <w:r>
+        <w:rPr>
+          <w:b/>
+          <w:bCs/>
+        </w:rPr>
+        <w:t xml:space="preserve">Machine Learning:</w:t>
+      </w:r>
+      <w:r>
+        <w:t xml:space="preserve"> </w:t>
+      </w:r>
+      <w:r>
+        <w:t xml:space="preserve">Classification, Regression, CNN, ANN, RNN, GAN, LSTM, Computer Vision</w:t>
+      </w:r>
+    </w:p>
+    <w:p>
+      <w:pPr>
+        <w:numPr>
+          <w:ilvl w:val="0"/>
+          <w:numId w:val="1016"/>
         </w:numPr>
       </w:pPr>
       <w:r>
@@ -423,49 +624,7 @@
         <w:t xml:space="preserve"> </w:t>
       </w:r>
       <w:r>
-        <w:t xml:space="preserve">TensorFlow, Keras, Pandas, NumPy, Scikit-learn, Matplotlib, Seaborn</w:t>
-      </w:r>
-    </w:p>
-    <w:p>
-      <w:pPr>
-        <w:numPr>
-          <w:ilvl w:val="0"/>
-          <w:numId w:val="1010"/>
-        </w:numPr>
-      </w:pPr>
-      <w:r>
-        <w:rPr>
-          <w:b/>
-          <w:bCs/>
-        </w:rPr>
-        <w:t xml:space="preserve">Tools:</w:t>
-      </w:r>
-      <w:r>
-        <w:t xml:space="preserve"> </w:t>
-      </w:r>
-      <w:r>
-        <w:t xml:space="preserve">Git, Google Cloud Platform, VS Code, Jupyter Notebook</w:t>
-      </w:r>
-    </w:p>
-    <w:p>
-      <w:pPr>
-        <w:numPr>
-          <w:ilvl w:val="0"/>
-          <w:numId w:val="1010"/>
-        </w:numPr>
-      </w:pPr>
-      <w:r>
-        <w:rPr>
-          <w:b/>
-          <w:bCs/>
-        </w:rPr>
-        <w:t xml:space="preserve">Machine Learning:</w:t>
-      </w:r>
-      <w:r>
-        <w:t xml:space="preserve"> </w:t>
-      </w:r>
-      <w:r>
-        <w:t xml:space="preserve">Classification, Regression, CNN, ANN, LSTM, Computer Vision</w:t>
+        <w:t xml:space="preserve">TensorFlow, Keras, Pandas, NumPy, NLTK, Scikit-learn, Matplotlib, Seaborn, Pillow</w:t>
       </w:r>
     </w:p>
     <w:bookmarkEnd w:id="15"/>
@@ -482,18 +641,18 @@
       <w:pPr>
         <w:numPr>
           <w:ilvl w:val="0"/>
-          <w:numId w:val="1011"/>
-        </w:numPr>
-      </w:pPr>
-      <w:r>
-        <w:t xml:space="preserve">Secured a full merit-based scholarship for outstanding academic excellence.</w:t>
+          <w:numId w:val="1017"/>
+        </w:numPr>
+      </w:pPr>
+      <w:r>
+        <w:t xml:space="preserve">Secured a full merit-based scholarship.</w:t>
       </w:r>
     </w:p>
     <w:p>
       <w:pPr>
         <w:numPr>
           <w:ilvl w:val="0"/>
-          <w:numId w:val="1011"/>
+          <w:numId w:val="1017"/>
         </w:numPr>
       </w:pPr>
       <w:r>
@@ -748,6 +907,24 @@
     <w:abstractNumId w:val="991"/>
   </w:num>
   <w:num w:numId="1011">
+    <w:abstractNumId w:val="991"/>
+  </w:num>
+  <w:num w:numId="1012">
+    <w:abstractNumId w:val="991"/>
+  </w:num>
+  <w:num w:numId="1013">
+    <w:abstractNumId w:val="991"/>
+  </w:num>
+  <w:num w:numId="1014">
+    <w:abstractNumId w:val="991"/>
+  </w:num>
+  <w:num w:numId="1015">
+    <w:abstractNumId w:val="991"/>
+  </w:num>
+  <w:num w:numId="1016">
+    <w:abstractNumId w:val="991"/>
+  </w:num>
+  <w:num w:numId="1017">
     <w:abstractNumId w:val="991"/>
   </w:num>
 </w:numbering>
